--- a/past/26-06_ACQUISITIONS.docx
+++ b/past/26-06_ACQUISITIONS.docx
@@ -51,7 +51,7 @@
           <w:sz w:val="40"/>
           <w:szCs w:val="40"/>
         </w:rPr>
-        <w:t>ACQUISITIONS DU MOIS DE JUIN 2026</w:t>
+        <w:t>ACQUISITIONS DU MOIS DE JUILLET 2026</w:t>
       </w:r>
     </w:p>
     <w:p>
@@ -113,7 +113,7 @@
         <w:pStyle w:val="ListParagraph"/>
         <w:numPr>
           <w:ilvl w:val="0"/>
-          <w:numId w:val="3"/>
+          <w:numId w:val="4"/>
         </w:numPr>
         <w:spacing w:lineRule="auto" w:line="240" w:before="0" w:after="0"/>
         <w:contextualSpacing/>
@@ -132,7 +132,7 @@
           <w:sz w:val="28"/>
           <w:szCs w:val="28"/>
         </w:rPr>
-        <w:t>BERKOVITS Charles              La quintette de Montauban</w:t>
+        <w:t>ARDITI Metin                        Bosphore Tango</w:t>
       </w:r>
     </w:p>
     <w:p>
@@ -140,7 +140,7 @@
         <w:pStyle w:val="ListParagraph"/>
         <w:numPr>
           <w:ilvl w:val="0"/>
-          <w:numId w:val="3"/>
+          <w:numId w:val="4"/>
         </w:numPr>
         <w:spacing w:lineRule="auto" w:line="240" w:before="0" w:after="0"/>
         <w:contextualSpacing/>
@@ -159,7 +159,7 @@
           <w:sz w:val="28"/>
           <w:szCs w:val="28"/>
         </w:rPr>
-        <w:t xml:space="preserve">BORDENAVE Lauriane         Donut girl     </w:t>
+        <w:t>ERLIH Charlotte                    Embrasser Kaboul</w:t>
       </w:r>
     </w:p>
     <w:p>
@@ -167,7 +167,7 @@
         <w:pStyle w:val="ListParagraph"/>
         <w:numPr>
           <w:ilvl w:val="0"/>
-          <w:numId w:val="3"/>
+          <w:numId w:val="4"/>
         </w:numPr>
         <w:spacing w:lineRule="auto" w:line="240" w:before="0" w:after="0"/>
         <w:contextualSpacing/>
@@ -180,13 +180,10 @@
       <w:r>
         <w:rPr>
           <w:rFonts w:cs="Calibri" w:cstheme="minorHAnsi"/>
-          <w:b/>
-          <w:bCs/>
-          <w:color w:val="002060"/>
-          <w:sz w:val="28"/>
-          <w:szCs w:val="28"/>
-        </w:rPr>
-        <w:t>COLOMBANI Laetitia           Un jour sans femme</w:t>
+          <w:sz w:val="28"/>
+          <w:szCs w:val="28"/>
+        </w:rPr>
+        <w:t>MOINOT Gilles                      Vincent disparaît</w:t>
       </w:r>
     </w:p>
     <w:p>
@@ -194,7 +191,7 @@
         <w:pStyle w:val="ListParagraph"/>
         <w:numPr>
           <w:ilvl w:val="0"/>
-          <w:numId w:val="3"/>
+          <w:numId w:val="4"/>
         </w:numPr>
         <w:spacing w:lineRule="auto" w:line="240" w:before="0" w:after="0"/>
         <w:contextualSpacing/>
@@ -213,7 +210,7 @@
           <w:sz w:val="28"/>
           <w:szCs w:val="28"/>
         </w:rPr>
-        <w:t>DAENINCKX Didier               Les maisons parachutées</w:t>
+        <w:t>PEYRADE Pauline                 Les Habitantes</w:t>
       </w:r>
     </w:p>
     <w:p>
@@ -221,7 +218,7 @@
         <w:pStyle w:val="ListParagraph"/>
         <w:numPr>
           <w:ilvl w:val="0"/>
-          <w:numId w:val="3"/>
+          <w:numId w:val="4"/>
         </w:numPr>
         <w:spacing w:lineRule="auto" w:line="240" w:before="0" w:after="0"/>
         <w:contextualSpacing/>
@@ -234,482 +231,33 @@
       <w:r>
         <w:rPr>
           <w:rFonts w:cs="Calibri" w:cstheme="minorHAnsi"/>
-          <w:sz w:val="28"/>
-          <w:szCs w:val="28"/>
-        </w:rPr>
-        <w:t>DISCOURS Magali                  Revoir Palerme</w:t>
-      </w:r>
-    </w:p>
-    <w:p>
-      <w:pPr>
-        <w:pStyle w:val="ListParagraph"/>
-        <w:numPr>
-          <w:ilvl w:val="0"/>
-          <w:numId w:val="3"/>
-        </w:numPr>
+          <w:b/>
+          <w:bCs/>
+          <w:color w:val="002060"/>
+          <w:sz w:val="28"/>
+          <w:szCs w:val="28"/>
+        </w:rPr>
+        <w:t>STOCKETT Kathryn               Le Calamity Club</w:t>
+      </w:r>
+    </w:p>
+    <w:p>
+      <w:pPr>
+        <w:pStyle w:val="Normal"/>
         <w:spacing w:lineRule="auto" w:line="240" w:before="0" w:after="0"/>
-        <w:contextualSpacing/>
-        <w:rPr>
-          <w:rFonts w:cs="Calibri" w:cstheme="minorHAnsi"/>
-          <w:sz w:val="28"/>
-          <w:szCs w:val="28"/>
-        </w:rPr>
-      </w:pPr>
-      <w:r>
-        <w:rPr>
-          <w:rFonts w:cs="Calibri" w:cstheme="minorHAnsi"/>
-          <w:sz w:val="28"/>
-          <w:szCs w:val="28"/>
-        </w:rPr>
-        <w:t>DUCHATEL Julie                     Hôtel Louisiane</w:t>
-      </w:r>
-    </w:p>
-    <w:p>
-      <w:pPr>
-        <w:pStyle w:val="ListParagraph"/>
-        <w:numPr>
-          <w:ilvl w:val="0"/>
-          <w:numId w:val="3"/>
-        </w:numPr>
-        <w:spacing w:lineRule="auto" w:line="240" w:before="0" w:after="0"/>
-        <w:contextualSpacing/>
-        <w:rPr>
-          <w:rFonts w:cs="Calibri" w:cstheme="minorHAnsi"/>
-          <w:sz w:val="28"/>
-          <w:szCs w:val="28"/>
-        </w:rPr>
-      </w:pPr>
-      <w:r>
-        <w:rPr>
-          <w:rFonts w:cs="Calibri" w:cstheme="minorHAnsi"/>
-          <w:sz w:val="28"/>
-          <w:szCs w:val="28"/>
-        </w:rPr>
-        <w:t>GALANTE Valeria                   Les Sirènes de Naples</w:t>
-      </w:r>
-    </w:p>
-    <w:p>
-      <w:pPr>
-        <w:pStyle w:val="ListParagraph"/>
-        <w:numPr>
-          <w:ilvl w:val="0"/>
-          <w:numId w:val="3"/>
-        </w:numPr>
-        <w:spacing w:lineRule="auto" w:line="240" w:before="0" w:after="0"/>
-        <w:contextualSpacing/>
-        <w:rPr>
-          <w:rFonts w:cs="Calibri" w:cstheme="minorHAnsi"/>
-          <w:sz w:val="28"/>
-          <w:szCs w:val="28"/>
-        </w:rPr>
-      </w:pPr>
-      <w:r>
-        <w:rPr>
-          <w:rFonts w:cs="Calibri" w:cstheme="minorHAnsi"/>
-          <w:sz w:val="28"/>
-          <w:szCs w:val="28"/>
-        </w:rPr>
-        <w:t>GAUDEMET Nicolas              Nous n’avons rien à envier au reste du monde</w:t>
-      </w:r>
-    </w:p>
-    <w:p>
-      <w:pPr>
-        <w:pStyle w:val="ListParagraph"/>
-        <w:numPr>
-          <w:ilvl w:val="0"/>
-          <w:numId w:val="3"/>
-        </w:numPr>
-        <w:spacing w:lineRule="auto" w:line="240" w:before="0" w:after="0"/>
-        <w:contextualSpacing/>
-        <w:rPr>
-          <w:rFonts w:cs="Calibri" w:cstheme="minorHAnsi"/>
-          <w:sz w:val="28"/>
-          <w:szCs w:val="28"/>
-        </w:rPr>
-      </w:pPr>
-      <w:r>
-        <w:rPr>
-          <w:rFonts w:cs="Calibri" w:cstheme="minorHAnsi"/>
-          <w:b/>
-          <w:bCs/>
-          <w:color w:val="002060"/>
-          <w:sz w:val="28"/>
-          <w:szCs w:val="28"/>
-        </w:rPr>
-        <w:t>GESTERN Hélène                   Atelier 4</w:t>
-      </w:r>
-    </w:p>
-    <w:p>
-      <w:pPr>
-        <w:pStyle w:val="ListParagraph"/>
-        <w:numPr>
-          <w:ilvl w:val="0"/>
-          <w:numId w:val="3"/>
-        </w:numPr>
-        <w:spacing w:lineRule="auto" w:line="240" w:before="0" w:after="0"/>
-        <w:contextualSpacing/>
-        <w:rPr>
-          <w:rFonts w:cs="Calibri" w:cstheme="minorHAnsi"/>
-          <w:sz w:val="28"/>
-          <w:szCs w:val="28"/>
-        </w:rPr>
-      </w:pPr>
-      <w:r>
-        <w:rPr>
-          <w:rFonts w:cs="Calibri" w:cstheme="minorHAnsi"/>
-          <w:b/>
-          <w:bCs/>
-          <w:color w:val="002060"/>
-          <w:sz w:val="28"/>
-          <w:szCs w:val="28"/>
-        </w:rPr>
-        <w:t>GRUDA Agnès                        ça finit quand, toujours ?</w:t>
-      </w:r>
-    </w:p>
-    <w:p>
-      <w:pPr>
-        <w:pStyle w:val="ListParagraph"/>
-        <w:numPr>
-          <w:ilvl w:val="0"/>
-          <w:numId w:val="3"/>
-        </w:numPr>
-        <w:spacing w:lineRule="auto" w:line="240" w:before="0" w:after="0"/>
-        <w:contextualSpacing/>
-        <w:rPr>
-          <w:rFonts w:cs="Calibri" w:cstheme="minorHAnsi"/>
-          <w:sz w:val="28"/>
-          <w:szCs w:val="28"/>
-        </w:rPr>
-      </w:pPr>
-      <w:r>
-        <w:rPr>
-          <w:rFonts w:cs="Calibri" w:cstheme="minorHAnsi"/>
-          <w:b/>
-          <w:bCs/>
-          <w:color w:val="002060"/>
-          <w:sz w:val="28"/>
-          <w:szCs w:val="28"/>
-        </w:rPr>
-        <w:t>GROFF Lauren                        La bagarre</w:t>
-      </w:r>
-    </w:p>
-    <w:p>
-      <w:pPr>
-        <w:pStyle w:val="ListParagraph"/>
-        <w:numPr>
-          <w:ilvl w:val="0"/>
-          <w:numId w:val="3"/>
-        </w:numPr>
-        <w:spacing w:lineRule="auto" w:line="240" w:before="0" w:after="0"/>
-        <w:contextualSpacing/>
-        <w:rPr>
-          <w:rFonts w:cs="Calibri" w:cstheme="minorHAnsi"/>
-          <w:sz w:val="28"/>
-          <w:szCs w:val="28"/>
-        </w:rPr>
-      </w:pPr>
-      <w:r>
-        <w:rPr>
-          <w:rFonts w:cs="Calibri" w:cstheme="minorHAnsi"/>
-          <w:b/>
-          <w:bCs/>
-          <w:color w:val="002060"/>
-          <w:sz w:val="28"/>
-          <w:szCs w:val="28"/>
-        </w:rPr>
-        <w:t>GRIMALDI Virginie                D’autres printemps</w:t>
-      </w:r>
-    </w:p>
-    <w:p>
-      <w:pPr>
-        <w:pStyle w:val="ListParagraph"/>
-        <w:numPr>
-          <w:ilvl w:val="0"/>
-          <w:numId w:val="3"/>
-        </w:numPr>
-        <w:spacing w:lineRule="auto" w:line="240" w:before="0" w:after="0"/>
-        <w:contextualSpacing/>
-        <w:rPr>
-          <w:rFonts w:cs="Calibri" w:cstheme="minorHAnsi"/>
-          <w:sz w:val="28"/>
-          <w:szCs w:val="28"/>
-        </w:rPr>
-      </w:pPr>
-      <w:r>
-        <w:rPr>
-          <w:rFonts w:cs="Calibri" w:cstheme="minorHAnsi"/>
-          <w:b/>
-          <w:bCs/>
-          <w:color w:val="002060"/>
-          <w:sz w:val="28"/>
-          <w:szCs w:val="28"/>
-        </w:rPr>
-        <w:t xml:space="preserve">GUTMANN Caroline              J’irai jusqu’au bout de vos nuits              </w:t>
-      </w:r>
-    </w:p>
-    <w:p>
-      <w:pPr>
-        <w:pStyle w:val="ListParagraph"/>
-        <w:numPr>
-          <w:ilvl w:val="0"/>
-          <w:numId w:val="3"/>
-        </w:numPr>
-        <w:spacing w:lineRule="auto" w:line="240" w:before="0" w:after="0"/>
-        <w:contextualSpacing/>
-        <w:rPr>
-          <w:rFonts w:cs="Calibri" w:cstheme="minorHAnsi"/>
-          <w:sz w:val="28"/>
-          <w:szCs w:val="28"/>
-        </w:rPr>
-      </w:pPr>
-      <w:r>
-        <w:rPr>
-          <w:rFonts w:cs="Calibri" w:cstheme="minorHAnsi"/>
-          <w:b/>
-          <w:bCs/>
-          <w:color w:val="002060"/>
-          <w:sz w:val="28"/>
-          <w:szCs w:val="28"/>
-        </w:rPr>
-        <w:t>KENNEDY Douglas                 L’homme qui n’avait pas assez d’une vie</w:t>
-      </w:r>
-    </w:p>
-    <w:p>
-      <w:pPr>
-        <w:pStyle w:val="ListParagraph"/>
-        <w:numPr>
-          <w:ilvl w:val="0"/>
-          <w:numId w:val="3"/>
-        </w:numPr>
-        <w:spacing w:lineRule="auto" w:line="240" w:before="0" w:after="0"/>
-        <w:contextualSpacing/>
-        <w:rPr>
-          <w:rFonts w:cs="Calibri" w:cstheme="minorHAnsi"/>
-          <w:sz w:val="28"/>
-          <w:szCs w:val="28"/>
-        </w:rPr>
-      </w:pPr>
-      <w:r>
-        <w:rPr>
-          <w:rFonts w:cs="Calibri" w:cstheme="minorHAnsi"/>
-          <w:b/>
-          <w:bCs/>
-          <w:color w:val="002060"/>
-          <w:sz w:val="28"/>
-          <w:szCs w:val="28"/>
-        </w:rPr>
-        <w:t>McCONAGHY Charlotte       Je pleure encore la beauté du monde (poche)</w:t>
-      </w:r>
-    </w:p>
-    <w:p>
-      <w:pPr>
-        <w:pStyle w:val="ListParagraph"/>
-        <w:numPr>
-          <w:ilvl w:val="0"/>
-          <w:numId w:val="3"/>
-        </w:numPr>
-        <w:spacing w:lineRule="auto" w:line="240" w:before="0" w:after="0"/>
-        <w:contextualSpacing/>
-        <w:rPr>
-          <w:rFonts w:cs="Calibri" w:cstheme="minorHAnsi"/>
-          <w:sz w:val="28"/>
-          <w:szCs w:val="28"/>
-        </w:rPr>
-      </w:pPr>
-      <w:r>
-        <w:rPr>
-          <w:rFonts w:cs="Calibri" w:cstheme="minorHAnsi"/>
-          <w:b/>
-          <w:bCs/>
-          <w:color w:val="002060"/>
-          <w:sz w:val="28"/>
-          <w:szCs w:val="28"/>
-        </w:rPr>
-        <w:t>ONO-DIT-BIOT Christophe  L’odyssée de L’Odyssée</w:t>
-      </w:r>
-    </w:p>
-    <w:p>
-      <w:pPr>
-        <w:pStyle w:val="ListParagraph"/>
-        <w:numPr>
-          <w:ilvl w:val="0"/>
-          <w:numId w:val="3"/>
-        </w:numPr>
-        <w:spacing w:lineRule="auto" w:line="240" w:before="0" w:after="0"/>
-        <w:contextualSpacing/>
-        <w:rPr>
-          <w:rFonts w:cs="Calibri" w:cstheme="minorHAnsi"/>
-          <w:sz w:val="28"/>
-          <w:szCs w:val="28"/>
-        </w:rPr>
-      </w:pPr>
-      <w:r>
-        <w:rPr>
-          <w:rFonts w:cs="Calibri" w:cstheme="minorHAnsi"/>
-          <w:b/>
-          <w:bCs/>
-          <w:color w:val="002060"/>
-          <w:sz w:val="28"/>
-          <w:szCs w:val="28"/>
-        </w:rPr>
-        <w:t>RUFIN Jean-Christophe        La Folie Sainte-Hélène</w:t>
-      </w:r>
-    </w:p>
-    <w:p>
-      <w:pPr>
-        <w:pStyle w:val="ListParagraph"/>
-        <w:numPr>
-          <w:ilvl w:val="0"/>
-          <w:numId w:val="3"/>
-        </w:numPr>
-        <w:spacing w:lineRule="auto" w:line="240" w:before="0" w:after="0"/>
-        <w:contextualSpacing/>
-        <w:rPr>
-          <w:rFonts w:cs="Calibri" w:cstheme="minorHAnsi"/>
-          <w:sz w:val="28"/>
-          <w:szCs w:val="28"/>
-        </w:rPr>
-      </w:pPr>
-      <w:r>
-        <w:rPr>
-          <w:rFonts w:cs="Calibri" w:cstheme="minorHAnsi"/>
-          <w:b/>
-          <w:bCs/>
-          <w:color w:val="002060"/>
-          <w:sz w:val="28"/>
-          <w:szCs w:val="28"/>
-        </w:rPr>
-        <w:t xml:space="preserve">SALAME Manal                      habibi Beyrouth </w:t>
-      </w:r>
-    </w:p>
-    <w:p>
-      <w:pPr>
-        <w:pStyle w:val="ListParagraph"/>
-        <w:numPr>
-          <w:ilvl w:val="0"/>
-          <w:numId w:val="3"/>
-        </w:numPr>
-        <w:spacing w:lineRule="auto" w:line="240" w:before="0" w:after="0"/>
-        <w:contextualSpacing/>
-        <w:rPr>
-          <w:rFonts w:cs="Calibri" w:cstheme="minorHAnsi"/>
-          <w:sz w:val="28"/>
-          <w:szCs w:val="28"/>
-        </w:rPr>
-      </w:pPr>
-      <w:r>
-        <w:rPr>
-          <w:rFonts w:cs="Calibri" w:cstheme="minorHAnsi"/>
-          <w:b/>
-          <w:bCs/>
-          <w:color w:val="002060"/>
-          <w:sz w:val="28"/>
-          <w:szCs w:val="28"/>
-        </w:rPr>
-        <w:t>SHIMAZAKI Aki                      Mukudori</w:t>
-      </w:r>
-    </w:p>
-    <w:p>
-      <w:pPr>
-        <w:pStyle w:val="ListParagraph"/>
-        <w:numPr>
-          <w:ilvl w:val="0"/>
-          <w:numId w:val="3"/>
-        </w:numPr>
-        <w:spacing w:lineRule="auto" w:line="240" w:before="0" w:after="0"/>
-        <w:contextualSpacing/>
-        <w:rPr>
-          <w:rFonts w:cs="Calibri" w:cstheme="minorHAnsi"/>
-          <w:sz w:val="28"/>
-          <w:szCs w:val="28"/>
-        </w:rPr>
-      </w:pPr>
-      <w:r>
-        <w:rPr>
-          <w:rFonts w:cs="Calibri" w:cstheme="minorHAnsi"/>
-          <w:sz w:val="28"/>
-          <w:szCs w:val="28"/>
-        </w:rPr>
-        <w:t xml:space="preserve">STEFANSSON Jon Kalman     Mon sous-marin jaune     </w:t>
-      </w:r>
-    </w:p>
-    <w:p>
-      <w:pPr>
-        <w:pStyle w:val="ListParagraph"/>
-        <w:numPr>
-          <w:ilvl w:val="0"/>
-          <w:numId w:val="3"/>
-        </w:numPr>
-        <w:spacing w:lineRule="auto" w:line="240" w:before="0" w:after="0"/>
-        <w:contextualSpacing/>
-        <w:rPr>
-          <w:rFonts w:cs="Calibri" w:cstheme="minorHAnsi"/>
-          <w:sz w:val="28"/>
-          <w:szCs w:val="28"/>
-        </w:rPr>
-      </w:pPr>
-      <w:r>
-        <w:rPr>
-          <w:rFonts w:cs="Calibri" w:cstheme="minorHAnsi"/>
-          <w:b/>
-          <w:bCs/>
-          <w:color w:val="002060"/>
-          <w:sz w:val="28"/>
-          <w:szCs w:val="28"/>
-        </w:rPr>
-        <w:t>TALTY Morgan                        De l’autre côté de la rivière</w:t>
-      </w:r>
-    </w:p>
-    <w:p>
-      <w:pPr>
-        <w:pStyle w:val="ListParagraph"/>
-        <w:numPr>
-          <w:ilvl w:val="0"/>
-          <w:numId w:val="3"/>
-        </w:numPr>
-        <w:spacing w:lineRule="auto" w:line="240" w:before="0" w:after="0"/>
-        <w:contextualSpacing/>
-        <w:rPr>
-          <w:rFonts w:cs="Calibri" w:cstheme="minorHAnsi"/>
-          <w:sz w:val="28"/>
-          <w:szCs w:val="28"/>
-        </w:rPr>
-      </w:pPr>
-      <w:r>
-        <w:rPr>
-          <w:rFonts w:cs="Calibri" w:cstheme="minorHAnsi"/>
-          <w:sz w:val="28"/>
-          <w:szCs w:val="28"/>
-        </w:rPr>
-        <w:t>ZWEIG Stefan                          Vingt-quatre heures de la vie d’une femme</w:t>
-      </w:r>
-    </w:p>
-    <w:p>
-      <w:pPr>
-        <w:pStyle w:val="ListParagraph"/>
-        <w:spacing w:lineRule="auto" w:line="240" w:before="0" w:after="0"/>
-        <w:contextualSpacing/>
-        <w:rPr>
-          <w:rFonts w:cs="Calibri" w:cstheme="minorHAnsi"/>
-          <w:sz w:val="28"/>
-          <w:szCs w:val="28"/>
-        </w:rPr>
-      </w:pPr>
-      <w:r>
-        <w:rPr>
-          <w:rFonts w:cs="Calibri" w:cstheme="minorHAnsi"/>
-          <w:sz w:val="28"/>
-          <w:szCs w:val="28"/>
-        </w:rPr>
-        <w:t xml:space="preserve">                                                   </w:t>
-      </w:r>
-      <w:r>
-        <w:rPr>
-          <w:rFonts w:cs="Calibri" w:cstheme="minorHAnsi"/>
-          <w:sz w:val="28"/>
-          <w:szCs w:val="28"/>
-        </w:rPr>
-        <w:t xml:space="preserve">(poche)                                                       </w:t>
+        <w:ind w:left="360" w:hanging="0"/>
+        <w:rPr>
+          <w:rFonts w:cs="Calibri" w:cstheme="minorHAnsi"/>
+          <w:sz w:val="28"/>
+          <w:szCs w:val="28"/>
+        </w:rPr>
+      </w:pPr>
+      <w:r>
+        <w:rPr>
+          <w:rFonts w:cs="Calibri" w:cstheme="minorHAnsi"/>
+          <w:sz w:val="28"/>
+          <w:szCs w:val="28"/>
+        </w:rPr>
+        <w:t xml:space="preserve">                                                    </w:t>
       </w:r>
     </w:p>
     <w:p>
@@ -775,7 +323,7 @@
         <w:pStyle w:val="ListParagraph"/>
         <w:numPr>
           <w:ilvl w:val="0"/>
-          <w:numId w:val="3"/>
+          <w:numId w:val="4"/>
         </w:numPr>
         <w:rPr>
           <w:rFonts w:cs="Calibri" w:cstheme="minorHAnsi"/>
@@ -790,14 +338,11 @@
       <w:r>
         <w:rPr>
           <w:rFonts w:cs="Calibri" w:cstheme="minorHAnsi"/>
-          <w:b/>
-          <w:bCs/>
-          <w:color w:val="002060"/>
-          <w:sz w:val="28"/>
-          <w:szCs w:val="28"/>
-          <w:lang w:val="es-ES"/>
-        </w:rPr>
-        <w:t>ALBERTINI Antoine               Vous le regarderez comme impur</w:t>
+          <w:sz w:val="28"/>
+          <w:szCs w:val="28"/>
+          <w:lang w:val="es-ES"/>
+        </w:rPr>
+        <w:t>BROOKMYRE Chris              La maison sur la falaise</w:t>
       </w:r>
     </w:p>
     <w:p>
@@ -805,7 +350,7 @@
         <w:pStyle w:val="ListParagraph"/>
         <w:numPr>
           <w:ilvl w:val="0"/>
-          <w:numId w:val="3"/>
+          <w:numId w:val="4"/>
         </w:numPr>
         <w:rPr>
           <w:rFonts w:cs="Calibri" w:cstheme="minorHAnsi"/>
@@ -820,11 +365,35 @@
       <w:r>
         <w:rPr>
           <w:rFonts w:cs="Calibri" w:cstheme="minorHAnsi"/>
-          <w:sz w:val="28"/>
-          <w:szCs w:val="28"/>
-          <w:lang w:val="es-ES"/>
-        </w:rPr>
-        <w:t>BUCK Véra                               La Cabane dans les arbres</w:t>
+          <w:b/>
+          <w:bCs/>
+          <w:color w:val="002060"/>
+          <w:sz w:val="28"/>
+          <w:szCs w:val="28"/>
+          <w:lang w:val="es-ES"/>
+        </w:rPr>
+        <w:t xml:space="preserve">KING Stephen </w:t>
+      </w:r>
+      <w:r>
+        <w:rPr>
+          <w:rFonts w:cs="Calibri" w:cstheme="minorHAnsi"/>
+          <w:sz w:val="28"/>
+          <w:szCs w:val="28"/>
+          <w:lang w:val="es-ES"/>
+        </w:rPr>
+        <w:t xml:space="preserve">                     </w:t>
+      </w:r>
+      <w:r>
+        <w:rPr>
+          <w:rFonts w:cs="Calibri" w:cstheme="minorHAnsi"/>
+          <w:b/>
+          <w:bCs/>
+          <w:color w:val="002060"/>
+          <w:sz w:val="28"/>
+          <w:szCs w:val="28"/>
+          <w:lang w:val="es-ES"/>
+        </w:rPr>
+        <w:t>Ne jamais trembler</w:t>
       </w:r>
     </w:p>
     <w:p>
@@ -832,7 +401,7 @@
         <w:pStyle w:val="ListParagraph"/>
         <w:numPr>
           <w:ilvl w:val="0"/>
-          <w:numId w:val="3"/>
+          <w:numId w:val="4"/>
         </w:numPr>
         <w:rPr>
           <w:rFonts w:cs="Calibri" w:cstheme="minorHAnsi"/>
@@ -847,68 +416,11 @@
       <w:r>
         <w:rPr>
           <w:rFonts w:cs="Calibri" w:cstheme="minorHAnsi"/>
-          <w:b/>
-          <w:bCs/>
-          <w:color w:val="002060"/>
-          <w:sz w:val="28"/>
-          <w:szCs w:val="28"/>
-          <w:lang w:val="es-ES"/>
-        </w:rPr>
-        <w:t>PULIXI Piergiorgio                  La mariée silencieuse</w:t>
-      </w:r>
-    </w:p>
-    <w:p>
-      <w:pPr>
-        <w:pStyle w:val="ListParagraph"/>
-        <w:numPr>
-          <w:ilvl w:val="0"/>
-          <w:numId w:val="3"/>
-        </w:numPr>
-        <w:rPr>
-          <w:rFonts w:cs="Calibri" w:cstheme="minorHAnsi"/>
-          <w:b/>
-          <w:b/>
-          <w:bCs/>
-          <w:sz w:val="28"/>
-          <w:szCs w:val="28"/>
-          <w:lang w:val="es-ES"/>
-        </w:rPr>
-      </w:pPr>
-      <w:r>
-        <w:rPr>
-          <w:rFonts w:cs="Calibri" w:cstheme="minorHAnsi"/>
-          <w:b/>
-          <w:bCs/>
-          <w:color w:val="002060"/>
-          <w:sz w:val="28"/>
-          <w:szCs w:val="28"/>
-          <w:lang w:val="es-ES"/>
-        </w:rPr>
-        <w:t>THILLIEZ Franck                      L’autre moi</w:t>
-      </w:r>
-    </w:p>
-    <w:p>
-      <w:pPr>
-        <w:pStyle w:val="Normal"/>
-        <w:rPr>
-          <w:rFonts w:cs="Calibri" w:cstheme="minorHAnsi"/>
-          <w:b/>
-          <w:b/>
-          <w:bCs/>
-          <w:sz w:val="28"/>
-          <w:szCs w:val="28"/>
-          <w:lang w:val="es-ES"/>
-        </w:rPr>
-      </w:pPr>
-      <w:r>
-        <w:rPr>
-          <w:rFonts w:cs="Calibri" w:cstheme="minorHAnsi"/>
-          <w:b/>
-          <w:bCs/>
-          <w:sz w:val="28"/>
-          <w:szCs w:val="28"/>
-          <w:lang w:val="es-ES"/>
-        </w:rPr>
+          <w:sz w:val="28"/>
+          <w:szCs w:val="28"/>
+          <w:lang w:val="es-ES"/>
+        </w:rPr>
+        <w:t>LEON Donna                         Minuit sur le canal San Boldo (poche)</w:t>
       </w:r>
     </w:p>
     <w:p>
@@ -997,19 +509,7 @@
           <w:szCs w:val="28"/>
           <w:lang w:val="es-ES"/>
         </w:rPr>
-        <w:t xml:space="preserve"> </w:t>
-      </w:r>
-      <w:r>
-        <w:rPr>
-          <w:rFonts w:cs="Calibri" w:cstheme="minorHAnsi"/>
-          <w:b/>
-          <w:bCs/>
-          <w:color w:val="002060"/>
-          <w:sz w:val="28"/>
-          <w:szCs w:val="28"/>
-          <w:lang w:val="es-ES"/>
-        </w:rPr>
-        <w:t>HUSTVEDT Siri                        Ghost stories</w:t>
+        <w:t>POURCHET Maria                    Un été avec Romain Gary</w:t>
       </w:r>
     </w:p>
     <w:p>
@@ -1070,7 +570,7 @@
           <w:szCs w:val="28"/>
           <w:lang w:val="es-ES"/>
         </w:rPr>
-        <w:t>ESSAIS / RECITS</w:t>
+        <w:t>ESSAIS / RECITS / POESIE/ BD</w:t>
       </w:r>
     </w:p>
     <w:p>
@@ -1093,14 +593,11 @@
       <w:r>
         <w:rPr>
           <w:rFonts w:cs="Calibri" w:cstheme="minorHAnsi"/>
-          <w:b/>
-          <w:bCs/>
-          <w:color w:val="002060"/>
-          <w:sz w:val="28"/>
-          <w:szCs w:val="28"/>
-          <w:lang w:val="es-ES"/>
-        </w:rPr>
-        <w:t>AZIHARI Ferghane             L’Islam contre la modernité</w:t>
+          <w:sz w:val="28"/>
+          <w:szCs w:val="28"/>
+          <w:lang w:val="es-ES"/>
+        </w:rPr>
+        <w:t>APTER Terri                                        Les mères toxiques</w:t>
       </w:r>
     </w:p>
     <w:p>
@@ -1130,7 +627,7 @@
           <w:szCs w:val="28"/>
           <w:lang w:val="es-ES"/>
         </w:rPr>
-        <w:t>BOUZOU Nicolas               L’éternel sursaut</w:t>
+        <w:t>BLOCH Marc                                      L’étrange défaite</w:t>
       </w:r>
     </w:p>
     <w:p>
@@ -1153,14 +650,11 @@
       <w:r>
         <w:rPr>
           <w:rFonts w:cs="Calibri" w:cstheme="minorHAnsi"/>
-          <w:b/>
-          <w:bCs/>
-          <w:color w:val="002060"/>
-          <w:sz w:val="28"/>
-          <w:szCs w:val="28"/>
-          <w:lang w:val="es-ES"/>
-        </w:rPr>
-        <w:t>COHEN Patrick                   Les Mystificateurs</w:t>
+          <w:sz w:val="28"/>
+          <w:szCs w:val="28"/>
+          <w:lang w:val="es-ES"/>
+        </w:rPr>
+        <w:t xml:space="preserve">DEBRE &amp; BOCHENEK                        Ces femmes qui ont réveillé la France </w:t>
       </w:r>
     </w:p>
     <w:p>
@@ -1183,14 +677,11 @@
       <w:r>
         <w:rPr>
           <w:rFonts w:cs="Calibri" w:cstheme="minorHAnsi"/>
-          <w:b/>
-          <w:bCs/>
-          <w:color w:val="002060"/>
-          <w:sz w:val="28"/>
-          <w:szCs w:val="28"/>
-          <w:lang w:val="es-ES"/>
-        </w:rPr>
-        <w:t>GOLDMAN Caroline          File dans ta chambre !</w:t>
+          <w:sz w:val="28"/>
+          <w:szCs w:val="28"/>
+          <w:lang w:val="es-ES"/>
+        </w:rPr>
+        <w:t>HUGO Victor                                      L’art d’être grand-père</w:t>
       </w:r>
     </w:p>
     <w:p>
@@ -1220,67 +711,7 @@
           <w:szCs w:val="28"/>
           <w:lang w:val="es-ES"/>
         </w:rPr>
-        <w:t>GRUSZKA Sarah                 Le siège de Leningrad</w:t>
-      </w:r>
-    </w:p>
-    <w:p>
-      <w:pPr>
-        <w:pStyle w:val="ListParagraph"/>
-        <w:numPr>
-          <w:ilvl w:val="0"/>
-          <w:numId w:val="2"/>
-        </w:numPr>
-        <w:rPr>
-          <w:rFonts w:cs="Calibri" w:cstheme="minorHAnsi"/>
-          <w:b/>
-          <w:b/>
-          <w:bCs/>
-          <w:sz w:val="28"/>
-          <w:szCs w:val="28"/>
-          <w:lang w:val="es-ES"/>
-        </w:rPr>
-      </w:pPr>
-      <w:r>
-        <w:rPr>
-          <w:rFonts w:cs="Calibri" w:cstheme="minorHAnsi"/>
-          <w:b/>
-          <w:bCs/>
-          <w:color w:val="002060"/>
-          <w:sz w:val="28"/>
-          <w:szCs w:val="28"/>
-          <w:lang w:val="es-ES"/>
-        </w:rPr>
-        <w:t>LE MAIRE Bruno                Le temps d’une decision</w:t>
-      </w:r>
-    </w:p>
-    <w:p>
-      <w:pPr>
-        <w:pStyle w:val="ListParagraph"/>
-        <w:numPr>
-          <w:ilvl w:val="0"/>
-          <w:numId w:val="2"/>
-        </w:numPr>
-        <w:rPr>
-          <w:rFonts w:cs="Calibri" w:cstheme="minorHAnsi"/>
-          <w:b/>
-          <w:b/>
-          <w:bCs/>
-          <w:sz w:val="28"/>
-          <w:szCs w:val="28"/>
-          <w:lang w:val="es-ES"/>
-        </w:rPr>
-      </w:pPr>
-      <w:r>
-        <w:rPr>
-          <w:rFonts w:cs="Calibri" w:cstheme="minorHAnsi"/>
-          <w:b/>
-          <w:bCs/>
-          <w:color w:val="002060"/>
-          <w:sz w:val="28"/>
-          <w:szCs w:val="28"/>
-          <w:lang w:val="es-ES"/>
-        </w:rPr>
-        <w:t>POUVREAU-MONTI N.     Immigration Mythes et réalité</w:t>
+        <w:t>LECOQ &amp;DUBOIS                              Les grandes oubliées (BD)</w:t>
       </w:r>
     </w:p>
     <w:p>
@@ -1707,12 +1138,11 @@
         <w:tabs>
           <w:tab w:val="num" w:pos="0"/>
         </w:tabs>
-        <w:ind w:left="1080" w:hanging="360"/>
+        <w:ind w:left="720" w:hanging="360"/>
       </w:pPr>
       <w:rPr>
         <w:rFonts w:ascii="Symbol" w:hAnsi="Symbol" w:cs="Symbol" w:hint="default"/>
         <w:rFonts w:cstheme="minorHAnsi" w:eastAsiaTheme="minorHAnsi"/>
-        <w:color w:val="002060"/>
       </w:rPr>
     </w:lvl>
     <w:lvl w:ilvl="1">
@@ -1724,7 +1154,7 @@
         <w:tabs>
           <w:tab w:val="num" w:pos="0"/>
         </w:tabs>
-        <w:ind w:left="1800" w:hanging="360"/>
+        <w:ind w:left="1440" w:hanging="360"/>
       </w:pPr>
       <w:rPr>
         <w:rFonts w:ascii="Courier New" w:hAnsi="Courier New" w:cs="Courier New" w:hint="default"/>
@@ -1739,7 +1169,7 @@
         <w:tabs>
           <w:tab w:val="num" w:pos="0"/>
         </w:tabs>
-        <w:ind w:left="2520" w:hanging="360"/>
+        <w:ind w:left="2160" w:hanging="360"/>
       </w:pPr>
       <w:rPr>
         <w:rFonts w:ascii="Wingdings" w:hAnsi="Wingdings" w:cs="Wingdings" w:hint="default"/>
@@ -1754,7 +1184,7 @@
         <w:tabs>
           <w:tab w:val="num" w:pos="0"/>
         </w:tabs>
-        <w:ind w:left="3240" w:hanging="360"/>
+        <w:ind w:left="2880" w:hanging="360"/>
       </w:pPr>
       <w:rPr>
         <w:rFonts w:ascii="Symbol" w:hAnsi="Symbol" w:cs="Symbol" w:hint="default"/>
@@ -1769,7 +1199,7 @@
         <w:tabs>
           <w:tab w:val="num" w:pos="0"/>
         </w:tabs>
-        <w:ind w:left="3960" w:hanging="360"/>
+        <w:ind w:left="3600" w:hanging="360"/>
       </w:pPr>
       <w:rPr>
         <w:rFonts w:ascii="Courier New" w:hAnsi="Courier New" w:cs="Courier New" w:hint="default"/>
@@ -1784,7 +1214,7 @@
         <w:tabs>
           <w:tab w:val="num" w:pos="0"/>
         </w:tabs>
-        <w:ind w:left="4680" w:hanging="360"/>
+        <w:ind w:left="4320" w:hanging="360"/>
       </w:pPr>
       <w:rPr>
         <w:rFonts w:ascii="Wingdings" w:hAnsi="Wingdings" w:cs="Wingdings" w:hint="default"/>
@@ -1799,7 +1229,7 @@
         <w:tabs>
           <w:tab w:val="num" w:pos="0"/>
         </w:tabs>
-        <w:ind w:left="5400" w:hanging="360"/>
+        <w:ind w:left="5040" w:hanging="360"/>
       </w:pPr>
       <w:rPr>
         <w:rFonts w:ascii="Symbol" w:hAnsi="Symbol" w:cs="Symbol" w:hint="default"/>
@@ -1814,7 +1244,7 @@
         <w:tabs>
           <w:tab w:val="num" w:pos="0"/>
         </w:tabs>
-        <w:ind w:left="6120" w:hanging="360"/>
+        <w:ind w:left="5760" w:hanging="360"/>
       </w:pPr>
       <w:rPr>
         <w:rFonts w:ascii="Courier New" w:hAnsi="Courier New" w:cs="Courier New" w:hint="default"/>
@@ -1829,7 +1259,7 @@
         <w:tabs>
           <w:tab w:val="num" w:pos="0"/>
         </w:tabs>
-        <w:ind w:left="6840" w:hanging="360"/>
+        <w:ind w:left="6480" w:hanging="360"/>
       </w:pPr>
       <w:rPr>
         <w:rFonts w:ascii="Wingdings" w:hAnsi="Wingdings" w:cs="Wingdings" w:hint="default"/>
@@ -1845,7 +1275,7 @@
         <w:tabs>
           <w:tab w:val="num" w:pos="0"/>
         </w:tabs>
-        <w:ind w:left="720" w:hanging="360"/>
+        <w:ind w:left="1080" w:hanging="360"/>
       </w:pPr>
       <w:rPr>
         <w:rFonts w:ascii="Symbol" w:hAnsi="Symbol" w:cs="Symbol" w:hint="default"/>
@@ -1861,7 +1291,7 @@
         <w:tabs>
           <w:tab w:val="num" w:pos="0"/>
         </w:tabs>
-        <w:ind w:left="1440" w:hanging="360"/>
+        <w:ind w:left="1800" w:hanging="360"/>
       </w:pPr>
       <w:rPr>
         <w:rFonts w:ascii="Courier New" w:hAnsi="Courier New" w:cs="Courier New" w:hint="default"/>
@@ -1876,7 +1306,7 @@
         <w:tabs>
           <w:tab w:val="num" w:pos="0"/>
         </w:tabs>
-        <w:ind w:left="2160" w:hanging="360"/>
+        <w:ind w:left="2520" w:hanging="360"/>
       </w:pPr>
       <w:rPr>
         <w:rFonts w:ascii="Wingdings" w:hAnsi="Wingdings" w:cs="Wingdings" w:hint="default"/>
@@ -1891,7 +1321,7 @@
         <w:tabs>
           <w:tab w:val="num" w:pos="0"/>
         </w:tabs>
-        <w:ind w:left="2880" w:hanging="360"/>
+        <w:ind w:left="3240" w:hanging="360"/>
       </w:pPr>
       <w:rPr>
         <w:rFonts w:ascii="Symbol" w:hAnsi="Symbol" w:cs="Symbol" w:hint="default"/>
@@ -1906,7 +1336,7 @@
         <w:tabs>
           <w:tab w:val="num" w:pos="0"/>
         </w:tabs>
-        <w:ind w:left="3600" w:hanging="360"/>
+        <w:ind w:left="3960" w:hanging="360"/>
       </w:pPr>
       <w:rPr>
         <w:rFonts w:ascii="Courier New" w:hAnsi="Courier New" w:cs="Courier New" w:hint="default"/>
@@ -1921,7 +1351,7 @@
         <w:tabs>
           <w:tab w:val="num" w:pos="0"/>
         </w:tabs>
-        <w:ind w:left="4320" w:hanging="360"/>
+        <w:ind w:left="4680" w:hanging="360"/>
       </w:pPr>
       <w:rPr>
         <w:rFonts w:ascii="Wingdings" w:hAnsi="Wingdings" w:cs="Wingdings" w:hint="default"/>
@@ -1936,7 +1366,7 @@
         <w:tabs>
           <w:tab w:val="num" w:pos="0"/>
         </w:tabs>
-        <w:ind w:left="5040" w:hanging="360"/>
+        <w:ind w:left="5400" w:hanging="360"/>
       </w:pPr>
       <w:rPr>
         <w:rFonts w:ascii="Symbol" w:hAnsi="Symbol" w:cs="Symbol" w:hint="default"/>
@@ -1951,7 +1381,7 @@
         <w:tabs>
           <w:tab w:val="num" w:pos="0"/>
         </w:tabs>
-        <w:ind w:left="5760" w:hanging="360"/>
+        <w:ind w:left="6120" w:hanging="360"/>
       </w:pPr>
       <w:rPr>
         <w:rFonts w:ascii="Courier New" w:hAnsi="Courier New" w:cs="Courier New" w:hint="default"/>
@@ -1966,7 +1396,144 @@
         <w:tabs>
           <w:tab w:val="num" w:pos="0"/>
         </w:tabs>
-        <w:ind w:left="6480" w:hanging="360"/>
+        <w:ind w:left="6840" w:hanging="360"/>
+      </w:pPr>
+      <w:rPr>
+        <w:rFonts w:ascii="Wingdings" w:hAnsi="Wingdings" w:cs="Wingdings" w:hint="default"/>
+      </w:rPr>
+    </w:lvl>
+  </w:abstractNum>
+  <w:abstractNum w:abstractNumId="4">
+    <w:lvl w:ilvl="0">
+      <w:numFmt w:val="bullet"/>
+      <w:lvlText w:val=""/>
+      <w:lvlJc w:val="left"/>
+      <w:pPr>
+        <w:tabs>
+          <w:tab w:val="num" w:pos="0"/>
+        </w:tabs>
+        <w:ind w:left="1080" w:hanging="360"/>
+      </w:pPr>
+      <w:rPr>
+        <w:rFonts w:ascii="Symbol" w:hAnsi="Symbol" w:cs="Symbol" w:hint="default"/>
+        <w:rFonts w:cstheme="minorHAnsi" w:eastAsiaTheme="minorHAnsi"/>
+      </w:rPr>
+    </w:lvl>
+    <w:lvl w:ilvl="1">
+      <w:start w:val="1"/>
+      <w:numFmt w:val="bullet"/>
+      <w:lvlText w:val="o"/>
+      <w:lvlJc w:val="left"/>
+      <w:pPr>
+        <w:tabs>
+          <w:tab w:val="num" w:pos="0"/>
+        </w:tabs>
+        <w:ind w:left="1800" w:hanging="360"/>
+      </w:pPr>
+      <w:rPr>
+        <w:rFonts w:ascii="Courier New" w:hAnsi="Courier New" w:cs="Courier New" w:hint="default"/>
+      </w:rPr>
+    </w:lvl>
+    <w:lvl w:ilvl="2">
+      <w:start w:val="1"/>
+      <w:numFmt w:val="bullet"/>
+      <w:lvlText w:val=""/>
+      <w:lvlJc w:val="left"/>
+      <w:pPr>
+        <w:tabs>
+          <w:tab w:val="num" w:pos="0"/>
+        </w:tabs>
+        <w:ind w:left="2520" w:hanging="360"/>
+      </w:pPr>
+      <w:rPr>
+        <w:rFonts w:ascii="Wingdings" w:hAnsi="Wingdings" w:cs="Wingdings" w:hint="default"/>
+      </w:rPr>
+    </w:lvl>
+    <w:lvl w:ilvl="3">
+      <w:start w:val="1"/>
+      <w:numFmt w:val="bullet"/>
+      <w:lvlText w:val=""/>
+      <w:lvlJc w:val="left"/>
+      <w:pPr>
+        <w:tabs>
+          <w:tab w:val="num" w:pos="0"/>
+        </w:tabs>
+        <w:ind w:left="3240" w:hanging="360"/>
+      </w:pPr>
+      <w:rPr>
+        <w:rFonts w:ascii="Symbol" w:hAnsi="Symbol" w:cs="Symbol" w:hint="default"/>
+      </w:rPr>
+    </w:lvl>
+    <w:lvl w:ilvl="4">
+      <w:start w:val="1"/>
+      <w:numFmt w:val="bullet"/>
+      <w:lvlText w:val="o"/>
+      <w:lvlJc w:val="left"/>
+      <w:pPr>
+        <w:tabs>
+          <w:tab w:val="num" w:pos="0"/>
+        </w:tabs>
+        <w:ind w:left="3960" w:hanging="360"/>
+      </w:pPr>
+      <w:rPr>
+        <w:rFonts w:ascii="Courier New" w:hAnsi="Courier New" w:cs="Courier New" w:hint="default"/>
+      </w:rPr>
+    </w:lvl>
+    <w:lvl w:ilvl="5">
+      <w:start w:val="1"/>
+      <w:numFmt w:val="bullet"/>
+      <w:lvlText w:val=""/>
+      <w:lvlJc w:val="left"/>
+      <w:pPr>
+        <w:tabs>
+          <w:tab w:val="num" w:pos="0"/>
+        </w:tabs>
+        <w:ind w:left="4680" w:hanging="360"/>
+      </w:pPr>
+      <w:rPr>
+        <w:rFonts w:ascii="Wingdings" w:hAnsi="Wingdings" w:cs="Wingdings" w:hint="default"/>
+      </w:rPr>
+    </w:lvl>
+    <w:lvl w:ilvl="6">
+      <w:start w:val="1"/>
+      <w:numFmt w:val="bullet"/>
+      <w:lvlText w:val=""/>
+      <w:lvlJc w:val="left"/>
+      <w:pPr>
+        <w:tabs>
+          <w:tab w:val="num" w:pos="0"/>
+        </w:tabs>
+        <w:ind w:left="5400" w:hanging="360"/>
+      </w:pPr>
+      <w:rPr>
+        <w:rFonts w:ascii="Symbol" w:hAnsi="Symbol" w:cs="Symbol" w:hint="default"/>
+      </w:rPr>
+    </w:lvl>
+    <w:lvl w:ilvl="7">
+      <w:start w:val="1"/>
+      <w:numFmt w:val="bullet"/>
+      <w:lvlText w:val="o"/>
+      <w:lvlJc w:val="left"/>
+      <w:pPr>
+        <w:tabs>
+          <w:tab w:val="num" w:pos="0"/>
+        </w:tabs>
+        <w:ind w:left="6120" w:hanging="360"/>
+      </w:pPr>
+      <w:rPr>
+        <w:rFonts w:ascii="Courier New" w:hAnsi="Courier New" w:cs="Courier New" w:hint="default"/>
+      </w:rPr>
+    </w:lvl>
+    <w:lvl w:ilvl="8">
+      <w:start w:val="1"/>
+      <w:numFmt w:val="bullet"/>
+      <w:lvlText w:val=""/>
+      <w:lvlJc w:val="left"/>
+      <w:pPr>
+        <w:tabs>
+          <w:tab w:val="num" w:pos="0"/>
+        </w:tabs>
+        <w:ind w:left="6840" w:hanging="360"/>
       </w:pPr>
       <w:rPr>
         <w:rFonts w:ascii="Wingdings" w:hAnsi="Wingdings" w:cs="Wingdings" w:hint="default"/>
@@ -1981,6 +1548,9 @@
   </w:num>
   <w:num w:numId="3">
     <w:abstractNumId w:val="3"/>
+  </w:num>
+  <w:num w:numId="4">
+    <w:abstractNumId w:val="4"/>
   </w:num>
 </w:numbering>
 </file>
